--- a/docs/CSAT Survey Portal - Technical Design.docx
+++ b/docs/CSAT Survey Portal - Technical Design.docx
@@ -28,7 +28,7 @@
         </w:p>
       </w:sdtContent>
     </w:sdt>
-    <w:bookmarkStart w:id="42" w:name="csat-survey-portal-technical-design"/>
+    <w:bookmarkStart w:id="43" w:name="csat-survey-portal-technical-design"/>
     <w:p>
       <w:pPr>
         <w:pStyle w:val="Heading1"/>
@@ -3064,7 +3064,7 @@
     </w:p>
     <w:bookmarkEnd w:id="27"/>
     <w:bookmarkEnd w:id="28"/>
-    <w:bookmarkStart w:id="30" w:name="notifications"/>
+    <w:bookmarkStart w:id="31" w:name="notifications"/>
     <w:p>
       <w:pPr>
         <w:pStyle w:val="Heading2"/>
@@ -3501,7 +3501,421 @@
         <w:t xml:space="preserve">instead.</w:t>
       </w:r>
     </w:p>
-    <w:bookmarkStart w:id="29" w:name="white-label-survey-links"/>
+    <w:bookmarkStart w:id="29" w:name="customer-facing-survey-label"/>
+    <w:p>
+      <w:pPr>
+        <w:pStyle w:val="Heading3"/>
+      </w:pPr>
+      <w:r>
+        <w:t xml:space="preserve">5.0 Customer-facing survey label</w:t>
+      </w:r>
+    </w:p>
+    <w:p>
+      <w:pPr>
+        <w:pStyle w:val="FirstParagraph"/>
+      </w:pPr>
+      <w:r>
+        <w:t xml:space="preserve">The survey definitions are named for internal use —</w:t>
+      </w:r>
+      <w:r>
+        <w:t xml:space="preserve"> </w:t>
+      </w:r>
+      <w:r>
+        <w:rPr>
+          <w:bCs/>
+          <w:b/>
+        </w:rPr>
+        <w:t xml:space="preserve">Managed Network Services</w:t>
+      </w:r>
+      <w:r>
+        <w:rPr>
+          <w:bCs/>
+          <w:b/>
+        </w:rPr>
+        <w:t xml:space="preserve"> </w:t>
+      </w:r>
+      <w:r>
+        <w:rPr>
+          <w:bCs/>
+          <w:b/>
+        </w:rPr>
+        <w:t xml:space="preserve">Survey - Manual</w:t>
+      </w:r>
+      <w:r>
+        <w:t xml:space="preserve"> </w:t>
+      </w:r>
+      <w:r>
+        <w:t xml:space="preserve">and</w:t>
+      </w:r>
+      <w:r>
+        <w:t xml:space="preserve"> </w:t>
+      </w:r>
+      <w:r>
+        <w:rPr>
+          <w:bCs/>
+          <w:b/>
+        </w:rPr>
+        <w:t xml:space="preserve">- Automatic</w:t>
+      </w:r>
+      <w:r>
+        <w:t xml:space="preserve"> </w:t>
+      </w:r>
+      <w:r>
+        <w:t xml:space="preserve">— and that split describes how the survey</w:t>
+      </w:r>
+      <w:r>
+        <w:t xml:space="preserve"> </w:t>
+      </w:r>
+      <w:r>
+        <w:t xml:space="preserve">was raised, which means nothing to a recipient. Customer-facing email therefore</w:t>
+      </w:r>
+      <w:r>
+        <w:t xml:space="preserve"> </w:t>
+      </w:r>
+      <w:r>
+        <w:t xml:space="preserve">uses a fixed label,</w:t>
+      </w:r>
+      <w:r>
+        <w:t xml:space="preserve"> </w:t>
+      </w:r>
+      <w:r>
+        <w:rPr>
+          <w:bCs/>
+          <w:b/>
+        </w:rPr>
+        <w:t xml:space="preserve">How did we do?</w:t>
+      </w:r>
+      <w:r>
+        <w:t xml:space="preserve">, instead of</w:t>
+      </w:r>
+      <w:r>
+        <w:t xml:space="preserve"> </w:t>
+      </w:r>
+      <w:r>
+        <w:rPr>
+          <w:rStyle w:val="VerbatimChar"/>
+        </w:rPr>
+        <w:t xml:space="preserve">${metric_type}</w:t>
+      </w:r>
+      <w:r>
+        <w:t xml:space="preserve">:</w:t>
+      </w:r>
+    </w:p>
+    <w:tbl>
+      <w:tblPr>
+        <w:tblStyle w:val="Table"/>
+        <w:tblW w:type="auto" w:w="0"/>
+        <w:tblLook w:firstRow="1" w:lastRow="0" w:firstColumn="0" w:lastColumn="0" w:noHBand="0" w:noVBand="0" w:val="0020"/>
+        <w:jc w:val="start"/>
+      </w:tblPr>
+      <w:tblGrid>
+        <w:gridCol w:w="2640"/>
+        <w:gridCol w:w="2640"/>
+        <w:gridCol w:w="2640"/>
+      </w:tblGrid>
+      <w:tr>
+        <w:trPr>
+          <w:tblHeader w:val="true"/>
+        </w:trPr>
+        <w:tc>
+          <w:tcPr/>
+          <w:p>
+            <w:pPr>
+              <w:pStyle w:val="Compact"/>
+              <w:jc w:val="left"/>
+            </w:pPr>
+            <w:r>
+              <w:t xml:space="preserve">Notification</w:t>
+            </w:r>
+          </w:p>
+        </w:tc>
+        <w:tc>
+          <w:tcPr/>
+          <w:p>
+            <w:pPr>
+              <w:pStyle w:val="Compact"/>
+              <w:jc w:val="left"/>
+            </w:pPr>
+            <w:r>
+              <w:t xml:space="preserve">Audience</w:t>
+            </w:r>
+          </w:p>
+        </w:tc>
+        <w:tc>
+          <w:tcPr/>
+          <w:p>
+            <w:pPr>
+              <w:pStyle w:val="Compact"/>
+              <w:jc w:val="left"/>
+            </w:pPr>
+            <w:r>
+              <w:t xml:space="preserve">Label</w:t>
+            </w:r>
+          </w:p>
+        </w:tc>
+      </w:tr>
+      <w:tr>
+        <w:tc>
+          <w:tcPr/>
+          <w:p>
+            <w:pPr>
+              <w:pStyle w:val="Compact"/>
+              <w:jc w:val="left"/>
+            </w:pPr>
+            <w:r>
+              <w:t xml:space="preserve">CSAT Survey Invitation</w:t>
+            </w:r>
+          </w:p>
+        </w:tc>
+        <w:tc>
+          <w:tcPr/>
+          <w:p>
+            <w:pPr>
+              <w:pStyle w:val="Compact"/>
+              <w:jc w:val="left"/>
+            </w:pPr>
+            <w:r>
+              <w:t xml:space="preserve">Customer</w:t>
+            </w:r>
+          </w:p>
+        </w:tc>
+        <w:tc>
+          <w:tcPr/>
+          <w:p>
+            <w:pPr>
+              <w:pStyle w:val="Compact"/>
+              <w:jc w:val="left"/>
+            </w:pPr>
+            <w:r>
+              <w:t xml:space="preserve">How did we do?</w:t>
+            </w:r>
+          </w:p>
+        </w:tc>
+      </w:tr>
+      <w:tr>
+        <w:tc>
+          <w:tcPr/>
+          <w:p>
+            <w:pPr>
+              <w:pStyle w:val="Compact"/>
+              <w:jc w:val="left"/>
+            </w:pPr>
+            <w:r>
+              <w:t xml:space="preserve">CSAT Survey Submitted - Thank You</w:t>
+            </w:r>
+          </w:p>
+        </w:tc>
+        <w:tc>
+          <w:tcPr/>
+          <w:p>
+            <w:pPr>
+              <w:pStyle w:val="Compact"/>
+              <w:jc w:val="left"/>
+            </w:pPr>
+            <w:r>
+              <w:t xml:space="preserve">Customer</w:t>
+            </w:r>
+          </w:p>
+        </w:tc>
+        <w:tc>
+          <w:tcPr/>
+          <w:p>
+            <w:pPr>
+              <w:pStyle w:val="Compact"/>
+              <w:jc w:val="left"/>
+            </w:pPr>
+            <w:r>
+              <w:t xml:space="preserve">How did we do?</w:t>
+            </w:r>
+          </w:p>
+        </w:tc>
+      </w:tr>
+      <w:tr>
+        <w:tc>
+          <w:tcPr/>
+          <w:p>
+            <w:pPr>
+              <w:pStyle w:val="Compact"/>
+              <w:jc w:val="left"/>
+            </w:pPr>
+            <w:r>
+              <w:t xml:space="preserve">CSAT Survey Submitted - Requestor</w:t>
+            </w:r>
+          </w:p>
+        </w:tc>
+        <w:tc>
+          <w:tcPr/>
+          <w:p>
+            <w:pPr>
+              <w:pStyle w:val="Compact"/>
+              <w:jc w:val="left"/>
+            </w:pPr>
+            <w:r>
+              <w:t xml:space="preserve">Internal</w:t>
+            </w:r>
+          </w:p>
+        </w:tc>
+        <w:tc>
+          <w:tcPr/>
+          <w:p>
+            <w:pPr>
+              <w:pStyle w:val="Compact"/>
+              <w:jc w:val="left"/>
+            </w:pPr>
+            <w:r>
+              <w:rPr>
+                <w:rStyle w:val="VerbatimChar"/>
+              </w:rPr>
+              <w:t xml:space="preserve">${metric_type}</w:t>
+            </w:r>
+          </w:p>
+        </w:tc>
+      </w:tr>
+    </w:tbl>
+    <w:p>
+      <w:pPr>
+        <w:pStyle w:val="BodyText"/>
+      </w:pPr>
+      <w:r>
+        <w:t xml:space="preserve">The internal alert deliberately keeps</w:t>
+      </w:r>
+      <w:r>
+        <w:t xml:space="preserve"> </w:t>
+      </w:r>
+      <w:r>
+        <w:rPr>
+          <w:rStyle w:val="VerbatimChar"/>
+        </w:rPr>
+        <w:t xml:space="preserve">${metric_type}</w:t>
+      </w:r>
+      <w:r>
+        <w:t xml:space="preserve">: without it a requester</w:t>
+      </w:r>
+      <w:r>
+        <w:t xml:space="preserve"> </w:t>
+      </w:r>
+      <w:r>
+        <w:t xml:space="preserve">cannot tell which survey a response belongs to.</w:t>
+      </w:r>
+    </w:p>
+    <w:p>
+      <w:pPr>
+        <w:pStyle w:val="BodyText"/>
+      </w:pPr>
+      <w:r>
+        <w:t xml:space="preserve">The label has to be applied in two places, because the template name reached</w:t>
+      </w:r>
+      <w:r>
+        <w:t xml:space="preserve"> </w:t>
+      </w:r>
+      <w:r>
+        <w:t xml:space="preserve">the email by two routes. The subject used</w:t>
+      </w:r>
+      <w:r>
+        <w:t xml:space="preserve"> </w:t>
+      </w:r>
+      <w:r>
+        <w:rPr>
+          <w:rStyle w:val="VerbatimChar"/>
+        </w:rPr>
+        <w:t xml:space="preserve">${metric_type}</w:t>
+      </w:r>
+      <w:r>
+        <w:t xml:space="preserve"> </w:t>
+      </w:r>
+      <w:r>
+        <w:t xml:space="preserve">directly. The body</w:t>
+      </w:r>
+      <w:r>
+        <w:t xml:space="preserve"> </w:t>
+      </w:r>
+      <w:r>
+        <w:t xml:space="preserve">picked it up through the note, which the request form seeds — so</w:t>
+      </w:r>
+      <w:r>
+        <w:t xml:space="preserve"> </w:t>
+      </w:r>
+      <w:r>
+        <w:rPr>
+          <w:rStyle w:val="VerbatimChar"/>
+        </w:rPr>
+        <w:t xml:space="preserve">applyNotesPrefix</w:t>
+      </w:r>
+      <w:r>
+        <w:t xml:space="preserve"> </w:t>
+      </w:r>
+      <w:r>
+        <w:t xml:space="preserve">now seeds</w:t>
+      </w:r>
+      <w:r>
+        <w:t xml:space="preserve"> </w:t>
+      </w:r>
+      <w:r>
+        <w:rPr>
+          <w:bCs/>
+          <w:b/>
+        </w:rPr>
+        <w:t xml:space="preserve">How did we do? -</w:t>
+      </w:r>
+      <w:r>
+        <w:t xml:space="preserve"> </w:t>
+      </w:r>
+      <w:r>
+        <w:t xml:space="preserve">and recognises previously</w:t>
+      </w:r>
+      <w:r>
+        <w:t xml:space="preserve"> </w:t>
+      </w:r>
+      <w:r>
+        <w:t xml:space="preserve">seeded template names, so switching survey never strands an old label.</w:t>
+      </w:r>
+    </w:p>
+    <w:p>
+      <w:pPr>
+        <w:pStyle w:val="BodyText"/>
+      </w:pPr>
+      <w:r>
+        <w:rPr>
+          <w:rStyle w:val="VerbatimChar"/>
+        </w:rPr>
+        <w:t xml:space="preserve">CUSTOMER_FACING_LABEL</w:t>
+      </w:r>
+      <w:r>
+        <w:t xml:space="preserve"> </w:t>
+      </w:r>
+      <w:r>
+        <w:t xml:space="preserve">is defined in</w:t>
+      </w:r>
+      <w:r>
+        <w:t xml:space="preserve"> </w:t>
+      </w:r>
+      <w:r>
+        <w:rPr>
+          <w:rStyle w:val="VerbatimChar"/>
+        </w:rPr>
+        <w:t xml:space="preserve">deploy-csat-email-template.js</w:t>
+      </w:r>
+      <w:r>
+        <w:t xml:space="preserve">,</w:t>
+      </w:r>
+      <w:r>
+        <w:t xml:space="preserve"> </w:t>
+      </w:r>
+      <w:r>
+        <w:rPr>
+          <w:rStyle w:val="VerbatimChar"/>
+        </w:rPr>
+        <w:t xml:space="preserve">deploy-csat-notifications.js</w:t>
+      </w:r>
+      <w:r>
+        <w:t xml:space="preserve"> </w:t>
+      </w:r>
+      <w:r>
+        <w:t xml:space="preserve">and the request widget’s client script.</w:t>
+      </w:r>
+    </w:p>
+    <w:bookmarkEnd w:id="29"/>
+    <w:bookmarkStart w:id="30" w:name="white-label-survey-links"/>
     <w:p>
       <w:pPr>
         <w:pStyle w:val="Heading3"/>
@@ -3761,9 +4175,9 @@
         </w:pict>
       </w:r>
     </w:p>
-    <w:bookmarkEnd w:id="29"/>
     <w:bookmarkEnd w:id="30"/>
-    <w:bookmarkStart w:id="31" w:name="X7df92be72ccccf46746453bce02a0ae20219a02"/>
+    <w:bookmarkEnd w:id="31"/>
+    <w:bookmarkStart w:id="32" w:name="X7df92be72ccccf46746453bce02a0ae20219a02"/>
     <w:p>
       <w:pPr>
         <w:pStyle w:val="Heading2"/>
@@ -4244,8 +4658,8 @@
         <w:t xml:space="preserve">restores the landing page without having to rewrite it.</w:t>
       </w:r>
     </w:p>
-    <w:bookmarkEnd w:id="31"/>
-    <w:bookmarkStart w:id="35" w:name="portal-widgets"/>
+    <w:bookmarkEnd w:id="32"/>
+    <w:bookmarkStart w:id="36" w:name="portal-widgets"/>
     <w:p>
       <w:pPr>
         <w:pStyle w:val="Heading2"/>
@@ -4254,7 +4668,7 @@
         <w:t xml:space="preserve">6.2 Portal widgets</w:t>
       </w:r>
     </w:p>
-    <w:bookmarkStart w:id="32" w:name="csat-survey-request"/>
+    <w:bookmarkStart w:id="33" w:name="csat-survey-request"/>
     <w:p>
       <w:pPr>
         <w:pStyle w:val="Heading3"/>
@@ -4345,8 +4759,8 @@
         <w:t xml:space="preserve">dialog.</w:t>
       </w:r>
     </w:p>
-    <w:bookmarkEnd w:id="32"/>
-    <w:bookmarkStart w:id="33" w:name="csat-survey-requests"/>
+    <w:bookmarkEnd w:id="33"/>
+    <w:bookmarkStart w:id="34" w:name="csat-survey-requests"/>
     <w:p>
       <w:pPr>
         <w:pStyle w:val="Heading3"/>
@@ -4525,8 +4939,8 @@
         <w:t xml:space="preserve">, which opens the request form instead of an empty record.</w:t>
       </w:r>
     </w:p>
-    <w:bookmarkEnd w:id="33"/>
-    <w:bookmarkStart w:id="34" w:name="csat-survey-report"/>
+    <w:bookmarkEnd w:id="34"/>
+    <w:bookmarkStart w:id="35" w:name="csat-survey-report"/>
     <w:p>
       <w:pPr>
         <w:pStyle w:val="Heading3"/>
@@ -4648,9 +5062,9 @@
         </w:pict>
       </w:r>
     </w:p>
-    <w:bookmarkEnd w:id="34"/>
     <w:bookmarkEnd w:id="35"/>
-    <w:bookmarkStart w:id="36" w:name="report-exports"/>
+    <w:bookmarkEnd w:id="36"/>
+    <w:bookmarkStart w:id="37" w:name="report-exports"/>
     <w:p>
       <w:pPr>
         <w:pStyle w:val="Heading2"/>
@@ -5200,8 +5614,8 @@
         </w:pict>
       </w:r>
     </w:p>
-    <w:bookmarkEnd w:id="36"/>
-    <w:bookmarkStart w:id="37" w:name="scheduled-processing"/>
+    <w:bookmarkEnd w:id="37"/>
+    <w:bookmarkStart w:id="38" w:name="scheduled-processing"/>
     <w:p>
       <w:pPr>
         <w:pStyle w:val="Heading2"/>
@@ -5490,8 +5904,8 @@
         </w:pict>
       </w:r>
     </w:p>
-    <w:bookmarkEnd w:id="37"/>
-    <w:bookmarkStart w:id="39" w:name="deployment"/>
+    <w:bookmarkEnd w:id="38"/>
+    <w:bookmarkStart w:id="40" w:name="deployment"/>
     <w:p>
       <w:pPr>
         <w:pStyle w:val="Heading2"/>
@@ -5915,7 +6329,7 @@
         <w:t xml:space="preserve">when the target is ready to deliver mail.</w:t>
       </w:r>
     </w:p>
-    <w:bookmarkStart w:id="38" w:name="update-set-capture"/>
+    <w:bookmarkStart w:id="39" w:name="update-set-capture"/>
     <w:p>
       <w:pPr>
         <w:pStyle w:val="Heading3"/>
@@ -5996,9 +6410,9 @@
         </w:pict>
       </w:r>
     </w:p>
-    <w:bookmarkEnd w:id="38"/>
     <w:bookmarkEnd w:id="39"/>
-    <w:bookmarkStart w:id="40" w:name="dependencies-and-assumptions"/>
+    <w:bookmarkEnd w:id="40"/>
+    <w:bookmarkStart w:id="41" w:name="dependencies-and-assumptions"/>
     <w:p>
       <w:pPr>
         <w:pStyle w:val="Heading2"/>
@@ -6374,8 +6788,8 @@
         </w:pict>
       </w:r>
     </w:p>
-    <w:bookmarkEnd w:id="40"/>
-    <w:bookmarkStart w:id="41" w:name="known-constraints"/>
+    <w:bookmarkEnd w:id="41"/>
+    <w:bookmarkStart w:id="42" w:name="known-constraints"/>
     <w:p>
       <w:pPr>
         <w:pStyle w:val="Heading2"/>
@@ -6591,8 +7005,8 @@
         <w:t xml:space="preserve">.</w:t>
       </w:r>
     </w:p>
-    <w:bookmarkEnd w:id="41"/>
     <w:bookmarkEnd w:id="42"/>
+    <w:bookmarkEnd w:id="43"/>
     <w:sectPr/>
   </w:body>
 </w:document>

--- a/docs/CSAT Survey Portal - Technical Design.docx
+++ b/docs/CSAT Survey Portal - Technical Design.docx
@@ -28,7 +28,7 @@
         </w:p>
       </w:sdtContent>
     </w:sdt>
-    <w:bookmarkStart w:id="43" w:name="csat-survey-portal-technical-design"/>
+    <w:bookmarkStart w:id="44" w:name="csat-survey-portal-technical-design"/>
     <w:p>
       <w:pPr>
         <w:pStyle w:val="Heading1"/>
@@ -3064,7 +3064,7 @@
     </w:p>
     <w:bookmarkEnd w:id="27"/>
     <w:bookmarkEnd w:id="28"/>
-    <w:bookmarkStart w:id="31" w:name="notifications"/>
+    <w:bookmarkStart w:id="30" w:name="notifications"/>
     <w:p>
       <w:pPr>
         <w:pStyle w:val="Heading2"/>
@@ -3501,10 +3501,472 @@
         <w:t xml:space="preserve">instead.</w:t>
       </w:r>
     </w:p>
-    <w:bookmarkStart w:id="29" w:name="customer-facing-survey-label"/>
+    <w:bookmarkStart w:id="29" w:name="per-survey-cooldown-and-send-timing"/>
     <w:p>
       <w:pPr>
         <w:pStyle w:val="Heading3"/>
+      </w:pPr>
+      <w:r>
+        <w:t xml:space="preserve">4.3 Per-survey cooldown and send timing</w:t>
+      </w:r>
+    </w:p>
+    <w:p>
+      <w:pPr>
+        <w:pStyle w:val="FirstParagraph"/>
+      </w:pPr>
+      <w:r>
+        <w:rPr>
+          <w:bCs/>
+          <w:b/>
+        </w:rPr>
+        <w:t xml:space="preserve">The 90-day window runs per survey.</w:t>
+      </w:r>
+      <w:r>
+        <w:t xml:space="preserve"> </w:t>
+      </w:r>
+      <w:r>
+        <w:rPr>
+          <w:rStyle w:val="VerbatimChar"/>
+        </w:rPr>
+        <w:t xml:space="preserve">getCooldown(userId, metricTypeId)</w:t>
+      </w:r>
+      <w:r>
+        <w:t xml:space="preserve"> </w:t>
+      </w:r>
+      <w:r>
+        <w:t xml:space="preserve">filters the execution log by survey, so each survey carries its own window and</w:t>
+      </w:r>
+      <w:r>
+        <w:t xml:space="preserve"> </w:t>
+      </w:r>
+      <w:r>
+        <w:t xml:space="preserve">a recipient asked about a complex resolution can still receive the scheduled</w:t>
+      </w:r>
+      <w:r>
+        <w:t xml:space="preserve"> </w:t>
+      </w:r>
+      <w:r>
+        <w:t xml:space="preserve">relationship survey. Called without a survey it falls back to the portal-wide</w:t>
+      </w:r>
+      <w:r>
+        <w:t xml:space="preserve"> </w:t>
+      </w:r>
+      <w:r>
+        <w:t xml:space="preserve">behaviour, which the reporting probes still use.</w:t>
+      </w:r>
+    </w:p>
+    <w:p>
+      <w:pPr>
+        <w:pStyle w:val="BodyText"/>
+      </w:pPr>
+      <w:r>
+        <w:t xml:space="preserve">This is why the request form asks for the survey before the recipients:</w:t>
+      </w:r>
+      <w:r>
+        <w:t xml:space="preserve"> </w:t>
+      </w:r>
+      <w:r>
+        <w:rPr>
+          <w:rStyle w:val="VerbatimChar"/>
+        </w:rPr>
+        <w:t xml:space="preserve">getUsersByCompany</w:t>
+      </w:r>
+      <w:r>
+        <w:t xml:space="preserve"> </w:t>
+      </w:r>
+      <w:r>
+        <w:t xml:space="preserve">and</w:t>
+      </w:r>
+      <w:r>
+        <w:t xml:space="preserve"> </w:t>
+      </w:r>
+      <w:r>
+        <w:rPr>
+          <w:rStyle w:val="VerbatimChar"/>
+        </w:rPr>
+        <w:t xml:space="preserve">getPrimaryContact</w:t>
+      </w:r>
+      <w:r>
+        <w:t xml:space="preserve"> </w:t>
+      </w:r>
+      <w:r>
+        <w:t xml:space="preserve">both take the survey, and the</w:t>
+      </w:r>
+      <w:r>
+        <w:t xml:space="preserve"> </w:t>
+      </w:r>
+      <w:r>
+        <w:t xml:space="preserve">widget reloads both lists whenever the company or the survey changes.</w:t>
+      </w:r>
+    </w:p>
+    <w:p>
+      <w:pPr>
+        <w:pStyle w:val="BodyText"/>
+      </w:pPr>
+      <w:r>
+        <w:rPr>
+          <w:bCs/>
+          <w:b/>
+        </w:rPr>
+        <w:t xml:space="preserve">Recipients are checkboxes.</w:t>
+      </w:r>
+      <w:r>
+        <w:t xml:space="preserve"> </w:t>
+      </w:r>
+      <w:r>
+        <w:rPr>
+          <w:rStyle w:val="VerbatimChar"/>
+        </w:rPr>
+        <w:t xml:space="preserve">u_recipient_mode</w:t>
+      </w:r>
+      <w:r>
+        <w:t xml:space="preserve"> </w:t>
+      </w:r>
+      <w:r>
+        <w:t xml:space="preserve">gained a third choice,</w:t>
+      </w:r>
+      <w:r>
+        <w:t xml:space="preserve"> </w:t>
+      </w:r>
+      <w:r>
+        <w:rPr>
+          <w:rStyle w:val="VerbatimChar"/>
+        </w:rPr>
+        <w:t xml:space="preserve">both</w:t>
+      </w:r>
+      <w:r>
+        <w:t xml:space="preserve">, and</w:t>
+      </w:r>
+      <w:r>
+        <w:t xml:space="preserve"> </w:t>
+      </w:r>
+      <w:r>
+        <w:rPr>
+          <w:rStyle w:val="VerbatimChar"/>
+        </w:rPr>
+        <w:t xml:space="preserve">createSurveyRequest</w:t>
+      </w:r>
+      <w:r>
+        <w:t xml:space="preserve"> </w:t>
+      </w:r>
+      <w:r>
+        <w:t xml:space="preserve">merges the primary contact with the named</w:t>
+      </w:r>
+      <w:r>
+        <w:t xml:space="preserve"> </w:t>
+      </w:r>
+      <w:r>
+        <w:t xml:space="preserve">users, deduplicating in case the contact also appears in the list.</w:t>
+      </w:r>
+    </w:p>
+    <w:p>
+      <w:pPr>
+        <w:pStyle w:val="BodyText"/>
+      </w:pPr>
+      <w:r>
+        <w:rPr>
+          <w:bCs/>
+          <w:b/>
+        </w:rPr>
+        <w:t xml:space="preserve">Scheduled sends wait for a good moment.</w:t>
+      </w:r>
+      <w:r>
+        <w:t xml:space="preserve"> </w:t>
+      </w:r>
+      <w:r>
+        <w:t xml:space="preserve">Recurring sends are held to</w:t>
+      </w:r>
+      <w:r>
+        <w:t xml:space="preserve"> </w:t>
+      </w:r>
+      <w:r>
+        <w:t xml:space="preserve">Tue/Wed/Thu between 09:00 and 11:00 in the recipient’s local time; Monday,</w:t>
+      </w:r>
+      <w:r>
+        <w:t xml:space="preserve"> </w:t>
+      </w:r>
+      <w:r>
+        <w:t xml:space="preserve">Friday and the weekend are avoided. Immediate sends are never held, because the</w:t>
+      </w:r>
+      <w:r>
+        <w:t xml:space="preserve"> </w:t>
+      </w:r>
+      <w:r>
+        <w:t xml:space="preserve">requester is asking for them to go now.</w:t>
+      </w:r>
+    </w:p>
+    <w:tbl>
+      <w:tblPr>
+        <w:tblStyle w:val="Table"/>
+        <w:tblW w:type="pct" w:w="5000"/>
+        <w:tblLook w:firstRow="1" w:lastRow="0" w:firstColumn="0" w:lastColumn="0" w:noHBand="0" w:noVBand="0" w:val="0020"/>
+        <w:jc w:val="start"/>
+      </w:tblPr>
+      <w:tblGrid>
+        <w:gridCol w:w="3960"/>
+        <w:gridCol w:w="3960"/>
+      </w:tblGrid>
+      <w:tr>
+        <w:trPr>
+          <w:tblHeader w:val="true"/>
+        </w:trPr>
+        <w:tc>
+          <w:tcPr/>
+          <w:p>
+            <w:pPr>
+              <w:pStyle w:val="Compact"/>
+              <w:jc w:val="left"/>
+            </w:pPr>
+            <w:r>
+              <w:t xml:space="preserve">Method</w:t>
+            </w:r>
+          </w:p>
+        </w:tc>
+        <w:tc>
+          <w:tcPr/>
+          <w:p>
+            <w:pPr>
+              <w:pStyle w:val="Compact"/>
+              <w:jc w:val="left"/>
+            </w:pPr>
+            <w:r>
+              <w:t xml:space="preserve">Responsibility</w:t>
+            </w:r>
+          </w:p>
+        </w:tc>
+      </w:tr>
+      <w:tr>
+        <w:tc>
+          <w:tcPr/>
+          <w:p>
+            <w:pPr>
+              <w:pStyle w:val="Compact"/>
+              <w:jc w:val="left"/>
+            </w:pPr>
+            <w:r>
+              <w:rPr>
+                <w:rStyle w:val="VerbatimChar"/>
+              </w:rPr>
+              <w:t xml:space="preserve">sendWindowTimeZone(requestGr)</w:t>
+            </w:r>
+          </w:p>
+        </w:tc>
+        <w:tc>
+          <w:tcPr/>
+          <w:p>
+            <w:pPr>
+              <w:pStyle w:val="Compact"/>
+              <w:jc w:val="left"/>
+            </w:pPr>
+            <w:r>
+              <w:t xml:space="preserve">The recipient’s timezone, falling back to the instance default</w:t>
+            </w:r>
+          </w:p>
+        </w:tc>
+      </w:tr>
+      <w:tr>
+        <w:tc>
+          <w:tcPr/>
+          <w:p>
+            <w:pPr>
+              <w:pStyle w:val="Compact"/>
+              <w:jc w:val="left"/>
+            </w:pPr>
+            <w:r>
+              <w:rPr>
+                <w:rStyle w:val="VerbatimChar"/>
+              </w:rPr>
+              <w:t xml:space="preserve">isWithinSendWindow(when, tz)</w:t>
+            </w:r>
+          </w:p>
+        </w:tc>
+        <w:tc>
+          <w:tcPr/>
+          <w:p>
+            <w:pPr>
+              <w:pStyle w:val="Compact"/>
+              <w:jc w:val="left"/>
+            </w:pPr>
+            <w:r>
+              <w:t xml:space="preserve">Whether a moment is inside the window</w:t>
+            </w:r>
+          </w:p>
+        </w:tc>
+      </w:tr>
+      <w:tr>
+        <w:tc>
+          <w:tcPr/>
+          <w:p>
+            <w:pPr>
+              <w:pStyle w:val="Compact"/>
+              <w:jc w:val="left"/>
+            </w:pPr>
+            <w:r>
+              <w:rPr>
+                <w:rStyle w:val="VerbatimChar"/>
+              </w:rPr>
+              <w:t xml:space="preserve">nextSendWindow(when, tz)</w:t>
+            </w:r>
+          </w:p>
+        </w:tc>
+        <w:tc>
+          <w:tcPr/>
+          <w:p>
+            <w:pPr>
+              <w:pStyle w:val="Compact"/>
+              <w:jc w:val="left"/>
+            </w:pPr>
+            <w:r>
+              <w:t xml:space="preserve">The first moment from</w:t>
+            </w:r>
+            <w:r>
+              <w:t xml:space="preserve"> </w:t>
+            </w:r>
+            <w:r>
+              <w:rPr>
+                <w:rStyle w:val="VerbatimChar"/>
+              </w:rPr>
+              <w:t xml:space="preserve">when</w:t>
+            </w:r>
+            <w:r>
+              <w:t xml:space="preserve"> </w:t>
+            </w:r>
+            <w:r>
+              <w:t xml:space="preserve">that is</w:t>
+            </w:r>
+          </w:p>
+        </w:tc>
+      </w:tr>
+      <w:tr>
+        <w:tc>
+          <w:tcPr/>
+          <w:p>
+            <w:pPr>
+              <w:pStyle w:val="Compact"/>
+              <w:jc w:val="left"/>
+            </w:pPr>
+            <w:r>
+              <w:rPr>
+                <w:rStyle w:val="VerbatimChar"/>
+              </w:rPr>
+              <w:t xml:space="preserve">scheduleNextRun(requestGr, from)</w:t>
+            </w:r>
+          </w:p>
+        </w:tc>
+        <w:tc>
+          <w:tcPr/>
+          <w:p>
+            <w:pPr>
+              <w:pStyle w:val="Compact"/>
+              <w:jc w:val="left"/>
+            </w:pPr>
+            <w:r>
+              <w:t xml:space="preserve">Applies the window to recurring requests only</w:t>
+            </w:r>
+          </w:p>
+        </w:tc>
+      </w:tr>
+    </w:tbl>
+    <w:p>
+      <w:pPr>
+        <w:pStyle w:val="BodyText"/>
+      </w:pPr>
+      <w:r>
+        <w:rPr>
+          <w:rStyle w:val="VerbatimChar"/>
+        </w:rPr>
+        <w:t xml:space="preserve">processDueRequests</w:t>
+      </w:r>
+      <w:r>
+        <w:t xml:space="preserve"> </w:t>
+      </w:r>
+      <w:r>
+        <w:t xml:space="preserve">also re-checks on the way through, so a request that comes</w:t>
+      </w:r>
+      <w:r>
+        <w:t xml:space="preserve"> </w:t>
+      </w:r>
+      <w:r>
+        <w:t xml:space="preserve">due outside the window — because it was scheduled before this rule existed, or</w:t>
+      </w:r>
+      <w:r>
+        <w:t xml:space="preserve"> </w:t>
+      </w:r>
+      <w:r>
+        <w:t xml:space="preserve">the job was held up — is pushed to the next slot instead of sending.</w:t>
+      </w:r>
+    </w:p>
+    <w:p>
+      <w:pPr>
+        <w:pStyle w:val="BodyText"/>
+      </w:pPr>
+      <w:r>
+        <w:t xml:space="preserve">The scheduled job runs</w:t>
+      </w:r>
+      <w:r>
+        <w:t xml:space="preserve"> </w:t>
+      </w:r>
+      <w:r>
+        <w:rPr>
+          <w:bCs/>
+          <w:b/>
+        </w:rPr>
+        <w:t xml:space="preserve">hourly</w:t>
+      </w:r>
+      <w:r>
+        <w:t xml:space="preserve"> </w:t>
+      </w:r>
+      <w:r>
+        <w:t xml:space="preserve">rather than daily for this reason: a daily job</w:t>
+      </w:r>
+      <w:r>
+        <w:t xml:space="preserve"> </w:t>
+      </w:r>
+      <w:r>
+        <w:t xml:space="preserve">cannot reliably land inside a two-hour window.</w:t>
+      </w:r>
+    </w:p>
+    <w:p>
+      <w:pPr>
+        <w:pStyle w:val="BlockText"/>
+      </w:pPr>
+      <w:r>
+        <w:t xml:space="preserve">Only about 2% of user records carry a timezone, so the instance default</w:t>
+      </w:r>
+      <w:r>
+        <w:t xml:space="preserve"> </w:t>
+      </w:r>
+      <w:r>
+        <w:t xml:space="preserve">usually applies. Where recipients span timezones the window is judged in the</w:t>
+      </w:r>
+      <w:r>
+        <w:t xml:space="preserve"> </w:t>
+      </w:r>
+      <w:r>
+        <w:t xml:space="preserve">first one found, since</w:t>
+      </w:r>
+      <w:r>
+        <w:t xml:space="preserve"> </w:t>
+      </w:r>
+      <w:r>
+        <w:rPr>
+          <w:rStyle w:val="VerbatimChar"/>
+        </w:rPr>
+        <w:t xml:space="preserve">u_next_run</w:t>
+      </w:r>
+      <w:r>
+        <w:t xml:space="preserve"> </w:t>
+      </w:r>
+      <w:r>
+        <w:t xml:space="preserve">is a single value on the request.</w:t>
+      </w:r>
+    </w:p>
+    <w:bookmarkEnd w:id="29"/>
+    <w:bookmarkEnd w:id="30"/>
+    <w:bookmarkStart w:id="32" w:name="customer-facing-survey-label"/>
+    <w:p>
+      <w:pPr>
+        <w:pStyle w:val="Heading2"/>
       </w:pPr>
       <w:r>
         <w:t xml:space="preserve">5.0 Customer-facing survey label</w:t>
@@ -3914,8 +4376,7 @@
         <w:t xml:space="preserve">and the request widget’s client script.</w:t>
       </w:r>
     </w:p>
-    <w:bookmarkEnd w:id="29"/>
-    <w:bookmarkStart w:id="30" w:name="white-label-survey-links"/>
+    <w:bookmarkStart w:id="31" w:name="white-label-survey-links"/>
     <w:p>
       <w:pPr>
         <w:pStyle w:val="Heading3"/>
@@ -4175,9 +4636,9 @@
         </w:pict>
       </w:r>
     </w:p>
-    <w:bookmarkEnd w:id="30"/>
     <w:bookmarkEnd w:id="31"/>
-    <w:bookmarkStart w:id="32" w:name="X7df92be72ccccf46746453bce02a0ae20219a02"/>
+    <w:bookmarkEnd w:id="32"/>
+    <w:bookmarkStart w:id="33" w:name="X7df92be72ccccf46746453bce02a0ae20219a02"/>
     <w:p>
       <w:pPr>
         <w:pStyle w:val="Heading2"/>
@@ -4658,8 +5119,8 @@
         <w:t xml:space="preserve">restores the landing page without having to rewrite it.</w:t>
       </w:r>
     </w:p>
-    <w:bookmarkEnd w:id="32"/>
-    <w:bookmarkStart w:id="36" w:name="portal-widgets"/>
+    <w:bookmarkEnd w:id="33"/>
+    <w:bookmarkStart w:id="37" w:name="portal-widgets"/>
     <w:p>
       <w:pPr>
         <w:pStyle w:val="Heading2"/>
@@ -4668,7 +5129,7 @@
         <w:t xml:space="preserve">6.2 Portal widgets</w:t>
       </w:r>
     </w:p>
-    <w:bookmarkStart w:id="33" w:name="csat-survey-request"/>
+    <w:bookmarkStart w:id="34" w:name="csat-survey-request"/>
     <w:p>
       <w:pPr>
         <w:pStyle w:val="Heading3"/>
@@ -4759,8 +5220,8 @@
         <w:t xml:space="preserve">dialog.</w:t>
       </w:r>
     </w:p>
-    <w:bookmarkEnd w:id="33"/>
-    <w:bookmarkStart w:id="34" w:name="csat-survey-requests"/>
+    <w:bookmarkEnd w:id="34"/>
+    <w:bookmarkStart w:id="35" w:name="csat-survey-requests"/>
     <w:p>
       <w:pPr>
         <w:pStyle w:val="Heading3"/>
@@ -4939,8 +5400,8 @@
         <w:t xml:space="preserve">, which opens the request form instead of an empty record.</w:t>
       </w:r>
     </w:p>
-    <w:bookmarkEnd w:id="34"/>
-    <w:bookmarkStart w:id="35" w:name="csat-survey-report"/>
+    <w:bookmarkEnd w:id="35"/>
+    <w:bookmarkStart w:id="36" w:name="csat-survey-report"/>
     <w:p>
       <w:pPr>
         <w:pStyle w:val="Heading3"/>
@@ -5062,9 +5523,9 @@
         </w:pict>
       </w:r>
     </w:p>
-    <w:bookmarkEnd w:id="35"/>
     <w:bookmarkEnd w:id="36"/>
-    <w:bookmarkStart w:id="37" w:name="report-exports"/>
+    <w:bookmarkEnd w:id="37"/>
+    <w:bookmarkStart w:id="38" w:name="report-exports"/>
     <w:p>
       <w:pPr>
         <w:pStyle w:val="Heading2"/>
@@ -5614,8 +6075,8 @@
         </w:pict>
       </w:r>
     </w:p>
-    <w:bookmarkEnd w:id="37"/>
-    <w:bookmarkStart w:id="38" w:name="scheduled-processing"/>
+    <w:bookmarkEnd w:id="38"/>
+    <w:bookmarkStart w:id="39" w:name="scheduled-processing"/>
     <w:p>
       <w:pPr>
         <w:pStyle w:val="Heading2"/>
@@ -5904,8 +6365,8 @@
         </w:pict>
       </w:r>
     </w:p>
-    <w:bookmarkEnd w:id="38"/>
-    <w:bookmarkStart w:id="40" w:name="deployment"/>
+    <w:bookmarkEnd w:id="39"/>
+    <w:bookmarkStart w:id="41" w:name="deployment"/>
     <w:p>
       <w:pPr>
         <w:pStyle w:val="Heading2"/>
@@ -6329,7 +6790,7 @@
         <w:t xml:space="preserve">when the target is ready to deliver mail.</w:t>
       </w:r>
     </w:p>
-    <w:bookmarkStart w:id="39" w:name="update-set-capture"/>
+    <w:bookmarkStart w:id="40" w:name="update-set-capture"/>
     <w:p>
       <w:pPr>
         <w:pStyle w:val="Heading3"/>
@@ -6410,9 +6871,9 @@
         </w:pict>
       </w:r>
     </w:p>
-    <w:bookmarkEnd w:id="39"/>
     <w:bookmarkEnd w:id="40"/>
-    <w:bookmarkStart w:id="41" w:name="dependencies-and-assumptions"/>
+    <w:bookmarkEnd w:id="41"/>
+    <w:bookmarkStart w:id="42" w:name="dependencies-and-assumptions"/>
     <w:p>
       <w:pPr>
         <w:pStyle w:val="Heading2"/>
@@ -6788,8 +7249,8 @@
         </w:pict>
       </w:r>
     </w:p>
-    <w:bookmarkEnd w:id="41"/>
-    <w:bookmarkStart w:id="42" w:name="known-constraints"/>
+    <w:bookmarkEnd w:id="42"/>
+    <w:bookmarkStart w:id="43" w:name="known-constraints"/>
     <w:p>
       <w:pPr>
         <w:pStyle w:val="Heading2"/>
@@ -7005,8 +7466,8 @@
         <w:t xml:space="preserve">.</w:t>
       </w:r>
     </w:p>
-    <w:bookmarkEnd w:id="42"/>
     <w:bookmarkEnd w:id="43"/>
+    <w:bookmarkEnd w:id="44"/>
     <w:sectPr/>
   </w:body>
 </w:document>

--- a/docs/CSAT Survey Portal - Technical Design.docx
+++ b/docs/CSAT Survey Portal - Technical Design.docx
@@ -28,7 +28,7 @@
         </w:p>
       </w:sdtContent>
     </w:sdt>
-    <w:bookmarkStart w:id="44" w:name="csat-survey-portal-technical-design"/>
+    <w:bookmarkStart w:id="45" w:name="csat-survey-portal-technical-design"/>
     <w:p>
       <w:pPr>
         <w:pStyle w:val="Heading1"/>
@@ -3963,7 +3963,7 @@
     </w:p>
     <w:bookmarkEnd w:id="29"/>
     <w:bookmarkEnd w:id="30"/>
-    <w:bookmarkStart w:id="32" w:name="customer-facing-survey-label"/>
+    <w:bookmarkStart w:id="33" w:name="customer-facing-survey-label"/>
     <w:p>
       <w:pPr>
         <w:pStyle w:val="Heading2"/>
@@ -4376,7 +4376,211 @@
         <w:t xml:space="preserve">and the request widget’s client script.</w:t>
       </w:r>
     </w:p>
-    <w:bookmarkStart w:id="31" w:name="white-label-survey-links"/>
+    <w:bookmarkStart w:id="31" w:name="copying-the-iem-escalation-mailbox"/>
+    <w:p>
+      <w:pPr>
+        <w:pStyle w:val="Heading3"/>
+      </w:pPr>
+      <w:r>
+        <w:t xml:space="preserve">5.0.1 Copying the IEM escalation mailbox</w:t>
+      </w:r>
+    </w:p>
+    <w:p>
+      <w:pPr>
+        <w:pStyle w:val="FirstParagraph"/>
+      </w:pPr>
+      <w:r>
+        <w:t xml:space="preserve">Every survey invitation copies</w:t>
+      </w:r>
+      <w:r>
+        <w:t xml:space="preserve"> </w:t>
+      </w:r>
+      <w:r>
+        <w:rPr>
+          <w:rStyle w:val="VerbatimChar"/>
+        </w:rPr>
+        <w:t xml:space="preserve">iem_escalation@appdirect.com</w:t>
+      </w:r>
+      <w:r>
+        <w:t xml:space="preserve">.</w:t>
+      </w:r>
+    </w:p>
+    <w:p>
+      <w:pPr>
+        <w:pStyle w:val="BodyText"/>
+      </w:pPr>
+      <w:r>
+        <w:t xml:space="preserve">Notifications have no CC field —</w:t>
+      </w:r>
+      <w:r>
+        <w:t xml:space="preserve"> </w:t>
+      </w:r>
+      <w:r>
+        <w:rPr>
+          <w:rStyle w:val="VerbatimChar"/>
+        </w:rPr>
+        <w:t xml:space="preserve">recipient_users</w:t>
+      </w:r>
+      <w:r>
+        <w:t xml:space="preserve">,</w:t>
+      </w:r>
+      <w:r>
+        <w:t xml:space="preserve"> </w:t>
+      </w:r>
+      <w:r>
+        <w:rPr>
+          <w:rStyle w:val="VerbatimChar"/>
+        </w:rPr>
+        <w:t xml:space="preserve">recipient_fields</w:t>
+      </w:r>
+      <w:r>
+        <w:t xml:space="preserve"> </w:t>
+      </w:r>
+      <w:r>
+        <w:t xml:space="preserve">and</w:t>
+      </w:r>
+      <w:r>
+        <w:t xml:space="preserve"> </w:t>
+      </w:r>
+      <w:r>
+        <w:rPr>
+          <w:rStyle w:val="VerbatimChar"/>
+        </w:rPr>
+        <w:t xml:space="preserve">recipient_groups</w:t>
+      </w:r>
+      <w:r>
+        <w:t xml:space="preserve"> </w:t>
+      </w:r>
+      <w:r>
+        <w:t xml:space="preserve">all address To — so the copy is added through the email</w:t>
+      </w:r>
+      <w:r>
+        <w:t xml:space="preserve"> </w:t>
+      </w:r>
+      <w:r>
+        <w:t xml:space="preserve">object from a mail script,</w:t>
+      </w:r>
+      <w:r>
+        <w:t xml:space="preserve"> </w:t>
+      </w:r>
+      <w:r>
+        <w:rPr>
+          <w:rStyle w:val="VerbatimChar"/>
+        </w:rPr>
+        <w:t xml:space="preserve">csat_add_iem_cc</w:t>
+      </w:r>
+      <w:r>
+        <w:t xml:space="preserve">, referenced in the invitation</w:t>
+      </w:r>
+      <w:r>
+        <w:t xml:space="preserve"> </w:t>
+      </w:r>
+      <w:r>
+        <w:t xml:space="preserve">body. It prints nothing, so the body is unchanged.</w:t>
+      </w:r>
+    </w:p>
+    <w:p>
+      <w:pPr>
+        <w:pStyle w:val="BodyText"/>
+      </w:pPr>
+      <w:r>
+        <w:t xml:space="preserve">The address is read from the</w:t>
+      </w:r>
+      <w:r>
+        <w:t xml:space="preserve"> </w:t>
+      </w:r>
+      <w:r>
+        <w:rPr>
+          <w:rStyle w:val="VerbatimChar"/>
+          <w:bCs/>
+          <w:b/>
+        </w:rPr>
+        <w:t xml:space="preserve">csat.iem.cc_email</w:t>
+      </w:r>
+      <w:r>
+        <w:t xml:space="preserve"> </w:t>
+      </w:r>
+      <w:r>
+        <w:t xml:space="preserve">property rather than</w:t>
+      </w:r>
+      <w:r>
+        <w:t xml:space="preserve"> </w:t>
+      </w:r>
+      <w:r>
+        <w:t xml:space="preserve">hardcoded, so it can be changed, extended to several comma-separated</w:t>
+      </w:r>
+      <w:r>
+        <w:t xml:space="preserve"> </w:t>
+      </w:r>
+      <w:r>
+        <w:t xml:space="preserve">addresses, or emptied to switch the copy off, without a deployment. The deploy</w:t>
+      </w:r>
+      <w:r>
+        <w:t xml:space="preserve"> </w:t>
+      </w:r>
+      <w:r>
+        <w:t xml:space="preserve">seeds it only when absent, so a later run never overwrites what the business</w:t>
+      </w:r>
+      <w:r>
+        <w:t xml:space="preserve"> </w:t>
+      </w:r>
+      <w:r>
+        <w:t xml:space="preserve">has set.</w:t>
+      </w:r>
+    </w:p>
+    <w:p>
+      <w:pPr>
+        <w:pStyle w:val="BodyText"/>
+      </w:pPr>
+      <w:r>
+        <w:t xml:space="preserve">Verified on a generated message rather than in the script alone:</w:t>
+      </w:r>
+    </w:p>
+    <w:p>
+      <w:pPr>
+        <w:pStyle w:val="SourceCode"/>
+      </w:pPr>
+      <w:r>
+        <w:rPr>
+          <w:rStyle w:val="VerbatimChar"/>
+        </w:rPr>
+        <w:t xml:space="preserve">Subject: How did we do? - we would value your feedback</w:t>
+      </w:r>
+      <w:r>
+        <w:br/>
+      </w:r>
+      <w:r>
+        <w:rPr>
+          <w:rStyle w:val="VerbatimChar"/>
+        </w:rPr>
+        <w:t xml:space="preserve">To     : &lt;recipient&gt;</w:t>
+      </w:r>
+      <w:r>
+        <w:br/>
+      </w:r>
+      <w:r>
+        <w:rPr>
+          <w:rStyle w:val="VerbatimChar"/>
+        </w:rPr>
+        <w:t xml:space="preserve">CC     : iem_escalation@appdirect.com</w:t>
+      </w:r>
+    </w:p>
+    <w:p>
+      <w:pPr>
+        <w:pStyle w:val="BlockText"/>
+      </w:pPr>
+      <w:r>
+        <w:t xml:space="preserve">The copy is on the invitation only. The submission thank-you and the internal</w:t>
+      </w:r>
+      <w:r>
+        <w:t xml:space="preserve"> </w:t>
+      </w:r>
+      <w:r>
+        <w:t xml:space="preserve">requestor alert are separate notifications and are not copied.</w:t>
+      </w:r>
+    </w:p>
+    <w:bookmarkEnd w:id="31"/>
+    <w:bookmarkStart w:id="32" w:name="white-label-survey-links"/>
     <w:p>
       <w:pPr>
         <w:pStyle w:val="Heading3"/>
@@ -4636,9 +4840,9 @@
         </w:pict>
       </w:r>
     </w:p>
-    <w:bookmarkEnd w:id="31"/>
     <w:bookmarkEnd w:id="32"/>
-    <w:bookmarkStart w:id="33" w:name="X7df92be72ccccf46746453bce02a0ae20219a02"/>
+    <w:bookmarkEnd w:id="33"/>
+    <w:bookmarkStart w:id="34" w:name="X7df92be72ccccf46746453bce02a0ae20219a02"/>
     <w:p>
       <w:pPr>
         <w:pStyle w:val="Heading2"/>
@@ -5119,8 +5323,8 @@
         <w:t xml:space="preserve">restores the landing page without having to rewrite it.</w:t>
       </w:r>
     </w:p>
-    <w:bookmarkEnd w:id="33"/>
-    <w:bookmarkStart w:id="37" w:name="portal-widgets"/>
+    <w:bookmarkEnd w:id="34"/>
+    <w:bookmarkStart w:id="38" w:name="portal-widgets"/>
     <w:p>
       <w:pPr>
         <w:pStyle w:val="Heading2"/>
@@ -5129,7 +5333,7 @@
         <w:t xml:space="preserve">6.2 Portal widgets</w:t>
       </w:r>
     </w:p>
-    <w:bookmarkStart w:id="34" w:name="csat-survey-request"/>
+    <w:bookmarkStart w:id="35" w:name="csat-survey-request"/>
     <w:p>
       <w:pPr>
         <w:pStyle w:val="Heading3"/>
@@ -5220,8 +5424,8 @@
         <w:t xml:space="preserve">dialog.</w:t>
       </w:r>
     </w:p>
-    <w:bookmarkEnd w:id="34"/>
-    <w:bookmarkStart w:id="35" w:name="csat-survey-requests"/>
+    <w:bookmarkEnd w:id="35"/>
+    <w:bookmarkStart w:id="36" w:name="csat-survey-requests"/>
     <w:p>
       <w:pPr>
         <w:pStyle w:val="Heading3"/>
@@ -5400,8 +5604,8 @@
         <w:t xml:space="preserve">, which opens the request form instead of an empty record.</w:t>
       </w:r>
     </w:p>
-    <w:bookmarkEnd w:id="35"/>
-    <w:bookmarkStart w:id="36" w:name="csat-survey-report"/>
+    <w:bookmarkEnd w:id="36"/>
+    <w:bookmarkStart w:id="37" w:name="csat-survey-report"/>
     <w:p>
       <w:pPr>
         <w:pStyle w:val="Heading3"/>
@@ -5523,9 +5727,9 @@
         </w:pict>
       </w:r>
     </w:p>
-    <w:bookmarkEnd w:id="36"/>
     <w:bookmarkEnd w:id="37"/>
-    <w:bookmarkStart w:id="38" w:name="report-exports"/>
+    <w:bookmarkEnd w:id="38"/>
+    <w:bookmarkStart w:id="39" w:name="report-exports"/>
     <w:p>
       <w:pPr>
         <w:pStyle w:val="Heading2"/>
@@ -6075,8 +6279,8 @@
         </w:pict>
       </w:r>
     </w:p>
-    <w:bookmarkEnd w:id="38"/>
-    <w:bookmarkStart w:id="39" w:name="scheduled-processing"/>
+    <w:bookmarkEnd w:id="39"/>
+    <w:bookmarkStart w:id="40" w:name="scheduled-processing"/>
     <w:p>
       <w:pPr>
         <w:pStyle w:val="Heading2"/>
@@ -6365,8 +6569,8 @@
         </w:pict>
       </w:r>
     </w:p>
-    <w:bookmarkEnd w:id="39"/>
-    <w:bookmarkStart w:id="41" w:name="deployment"/>
+    <w:bookmarkEnd w:id="40"/>
+    <w:bookmarkStart w:id="42" w:name="deployment"/>
     <w:p>
       <w:pPr>
         <w:pStyle w:val="Heading2"/>
@@ -6790,7 +6994,7 @@
         <w:t xml:space="preserve">when the target is ready to deliver mail.</w:t>
       </w:r>
     </w:p>
-    <w:bookmarkStart w:id="40" w:name="update-set-capture"/>
+    <w:bookmarkStart w:id="41" w:name="update-set-capture"/>
     <w:p>
       <w:pPr>
         <w:pStyle w:val="Heading3"/>
@@ -6871,9 +7075,9 @@
         </w:pict>
       </w:r>
     </w:p>
-    <w:bookmarkEnd w:id="40"/>
     <w:bookmarkEnd w:id="41"/>
-    <w:bookmarkStart w:id="42" w:name="dependencies-and-assumptions"/>
+    <w:bookmarkEnd w:id="42"/>
+    <w:bookmarkStart w:id="43" w:name="dependencies-and-assumptions"/>
     <w:p>
       <w:pPr>
         <w:pStyle w:val="Heading2"/>
@@ -7249,8 +7453,8 @@
         </w:pict>
       </w:r>
     </w:p>
-    <w:bookmarkEnd w:id="42"/>
-    <w:bookmarkStart w:id="43" w:name="known-constraints"/>
+    <w:bookmarkEnd w:id="43"/>
+    <w:bookmarkStart w:id="44" w:name="known-constraints"/>
     <w:p>
       <w:pPr>
         <w:pStyle w:val="Heading2"/>
@@ -7466,8 +7670,8 @@
         <w:t xml:space="preserve">.</w:t>
       </w:r>
     </w:p>
-    <w:bookmarkEnd w:id="43"/>
     <w:bookmarkEnd w:id="44"/>
+    <w:bookmarkEnd w:id="45"/>
     <w:sectPr/>
   </w:body>
 </w:document>

--- a/docs/CSAT Survey Portal - Technical Design.docx
+++ b/docs/CSAT Survey Portal - Technical Design.docx
@@ -28,7 +28,7 @@
         </w:p>
       </w:sdtContent>
     </w:sdt>
-    <w:bookmarkStart w:id="45" w:name="csat-survey-portal-technical-design"/>
+    <w:bookmarkStart w:id="46" w:name="csat-survey-portal-technical-design"/>
     <w:p>
       <w:pPr>
         <w:pStyle w:val="Heading1"/>
@@ -3501,10 +3501,132 @@
         <w:t xml:space="preserve">instead.</w:t>
       </w:r>
     </w:p>
-    <w:bookmarkStart w:id="29" w:name="per-survey-cooldown-and-send-timing"/>
+    <w:bookmarkStart w:id="29" w:name="why-the-survey-list-can-fall-back"/>
     <w:p>
       <w:pPr>
         <w:pStyle w:val="Heading3"/>
+      </w:pPr>
+      <w:r>
+        <w:t xml:space="preserve">4.2.1 Why the survey list can fall back</w:t>
+      </w:r>
+    </w:p>
+    <w:p>
+      <w:pPr>
+        <w:pStyle w:val="FirstParagraph"/>
+      </w:pPr>
+      <w:r>
+        <w:t xml:space="preserve">The portal offers the surveys named in</w:t>
+      </w:r>
+      <w:r>
+        <w:t xml:space="preserve"> </w:t>
+      </w:r>
+      <w:r>
+        <w:rPr>
+          <w:rStyle w:val="VerbatimChar"/>
+        </w:rPr>
+        <w:t xml:space="preserve">csat.portal.survey_names</w:t>
+      </w:r>
+      <w:r>
+        <w:t xml:space="preserve">, matched on</w:t>
+      </w:r>
+      <w:r>
+        <w:t xml:space="preserve"> </w:t>
+      </w:r>
+      <w:r>
+        <w:t xml:space="preserve">name. Names are what the business configures, but they are a weak join across</w:t>
+      </w:r>
+      <w:r>
+        <w:t xml:space="preserve"> </w:t>
+      </w:r>
+      <w:r>
+        <w:t xml:space="preserve">instances: a migration that carries the property without the renamed survey</w:t>
+      </w:r>
+      <w:r>
+        <w:t xml:space="preserve"> </w:t>
+      </w:r>
+      <w:r>
+        <w:t xml:space="preserve">definitions leaves the filter matching nothing.</w:t>
+      </w:r>
+    </w:p>
+    <w:p>
+      <w:pPr>
+        <w:pStyle w:val="BodyText"/>
+      </w:pPr>
+      <w:r>
+        <w:t xml:space="preserve">That used to render an empty dropdown with nothing to explain it. Now a filter</w:t>
+      </w:r>
+      <w:r>
+        <w:t xml:space="preserve"> </w:t>
+      </w:r>
+      <w:r>
+        <w:t xml:space="preserve">that matches no active survey is ignored — every active survey is offered, each</w:t>
+      </w:r>
+      <w:r>
+        <w:t xml:space="preserve"> </w:t>
+      </w:r>
+      <w:r>
+        <w:t xml:space="preserve">flagged</w:t>
+      </w:r>
+      <w:r>
+        <w:t xml:space="preserve"> </w:t>
+      </w:r>
+      <w:r>
+        <w:rPr>
+          <w:rStyle w:val="VerbatimChar"/>
+        </w:rPr>
+        <w:t xml:space="preserve">outside_filter</w:t>
+      </w:r>
+      <w:r>
+        <w:t xml:space="preserve">, and the form shows a warning naming the property. The</w:t>
+      </w:r>
+      <w:r>
+        <w:t xml:space="preserve"> </w:t>
+      </w:r>
+      <w:r>
+        <w:t xml:space="preserve">condition is also logged with</w:t>
+      </w:r>
+      <w:r>
+        <w:t xml:space="preserve"> </w:t>
+      </w:r>
+      <w:r>
+        <w:rPr>
+          <w:rStyle w:val="VerbatimChar"/>
+        </w:rPr>
+        <w:t xml:space="preserve">gs.warn</w:t>
+      </w:r>
+      <w:r>
+        <w:t xml:space="preserve">.</w:t>
+      </w:r>
+    </w:p>
+    <w:p>
+      <w:pPr>
+        <w:pStyle w:val="BodyText"/>
+      </w:pPr>
+      <w:r>
+        <w:rPr>
+          <w:rStyle w:val="VerbatimChar"/>
+        </w:rPr>
+        <w:t xml:space="preserve">scripts/diagnose-csat.js</w:t>
+      </w:r>
+      <w:r>
+        <w:t xml:space="preserve"> </w:t>
+      </w:r>
+      <w:r>
+        <w:t xml:space="preserve">reports the mismatch directly, listing the</w:t>
+      </w:r>
+      <w:r>
+        <w:t xml:space="preserve"> </w:t>
+      </w:r>
+      <w:r>
+        <w:t xml:space="preserve">configured names that are missing and the surveys actually present.</w:t>
+      </w:r>
+    </w:p>
+    <w:bookmarkEnd w:id="29"/>
+    <w:bookmarkEnd w:id="30"/>
+    <w:bookmarkStart w:id="31" w:name="per-survey-cooldown-and-send-timing"/>
+    <w:p>
+      <w:pPr>
+        <w:pStyle w:val="Heading2"/>
       </w:pPr>
       <w:r>
         <w:t xml:space="preserve">4.3 Per-survey cooldown and send timing</w:t>
@@ -3961,9 +4083,8 @@
         <w:t xml:space="preserve">is a single value on the request.</w:t>
       </w:r>
     </w:p>
-    <w:bookmarkEnd w:id="29"/>
-    <w:bookmarkEnd w:id="30"/>
-    <w:bookmarkStart w:id="33" w:name="customer-facing-survey-label"/>
+    <w:bookmarkEnd w:id="31"/>
+    <w:bookmarkStart w:id="34" w:name="customer-facing-survey-label"/>
     <w:p>
       <w:pPr>
         <w:pStyle w:val="Heading2"/>
@@ -4376,7 +4497,7 @@
         <w:t xml:space="preserve">and the request widget’s client script.</w:t>
       </w:r>
     </w:p>
-    <w:bookmarkStart w:id="31" w:name="copying-the-iem-escalation-mailbox"/>
+    <w:bookmarkStart w:id="32" w:name="copying-the-iem-escalation-mailbox"/>
     <w:p>
       <w:pPr>
         <w:pStyle w:val="Heading3"/>
@@ -4579,8 +4700,8 @@
         <w:t xml:space="preserve">requestor alert are separate notifications and are not copied.</w:t>
       </w:r>
     </w:p>
-    <w:bookmarkEnd w:id="31"/>
-    <w:bookmarkStart w:id="32" w:name="white-label-survey-links"/>
+    <w:bookmarkEnd w:id="32"/>
+    <w:bookmarkStart w:id="33" w:name="white-label-survey-links"/>
     <w:p>
       <w:pPr>
         <w:pStyle w:val="Heading3"/>
@@ -4840,9 +4961,9 @@
         </w:pict>
       </w:r>
     </w:p>
-    <w:bookmarkEnd w:id="32"/>
     <w:bookmarkEnd w:id="33"/>
-    <w:bookmarkStart w:id="34" w:name="X7df92be72ccccf46746453bce02a0ae20219a02"/>
+    <w:bookmarkEnd w:id="34"/>
+    <w:bookmarkStart w:id="35" w:name="X7df92be72ccccf46746453bce02a0ae20219a02"/>
     <w:p>
       <w:pPr>
         <w:pStyle w:val="Heading2"/>
@@ -5323,8 +5444,8 @@
         <w:t xml:space="preserve">restores the landing page without having to rewrite it.</w:t>
       </w:r>
     </w:p>
-    <w:bookmarkEnd w:id="34"/>
-    <w:bookmarkStart w:id="38" w:name="portal-widgets"/>
+    <w:bookmarkEnd w:id="35"/>
+    <w:bookmarkStart w:id="39" w:name="portal-widgets"/>
     <w:p>
       <w:pPr>
         <w:pStyle w:val="Heading2"/>
@@ -5333,7 +5454,7 @@
         <w:t xml:space="preserve">6.2 Portal widgets</w:t>
       </w:r>
     </w:p>
-    <w:bookmarkStart w:id="35" w:name="csat-survey-request"/>
+    <w:bookmarkStart w:id="36" w:name="csat-survey-request"/>
     <w:p>
       <w:pPr>
         <w:pStyle w:val="Heading3"/>
@@ -5424,8 +5545,8 @@
         <w:t xml:space="preserve">dialog.</w:t>
       </w:r>
     </w:p>
-    <w:bookmarkEnd w:id="35"/>
-    <w:bookmarkStart w:id="36" w:name="csat-survey-requests"/>
+    <w:bookmarkEnd w:id="36"/>
+    <w:bookmarkStart w:id="37" w:name="csat-survey-requests"/>
     <w:p>
       <w:pPr>
         <w:pStyle w:val="Heading3"/>
@@ -5604,8 +5725,8 @@
         <w:t xml:space="preserve">, which opens the request form instead of an empty record.</w:t>
       </w:r>
     </w:p>
-    <w:bookmarkEnd w:id="36"/>
-    <w:bookmarkStart w:id="37" w:name="csat-survey-report"/>
+    <w:bookmarkEnd w:id="37"/>
+    <w:bookmarkStart w:id="38" w:name="csat-survey-report"/>
     <w:p>
       <w:pPr>
         <w:pStyle w:val="Heading3"/>
@@ -5727,9 +5848,9 @@
         </w:pict>
       </w:r>
     </w:p>
-    <w:bookmarkEnd w:id="37"/>
     <w:bookmarkEnd w:id="38"/>
-    <w:bookmarkStart w:id="39" w:name="report-exports"/>
+    <w:bookmarkEnd w:id="39"/>
+    <w:bookmarkStart w:id="40" w:name="report-exports"/>
     <w:p>
       <w:pPr>
         <w:pStyle w:val="Heading2"/>
@@ -6279,8 +6400,8 @@
         </w:pict>
       </w:r>
     </w:p>
-    <w:bookmarkEnd w:id="39"/>
-    <w:bookmarkStart w:id="40" w:name="scheduled-processing"/>
+    <w:bookmarkEnd w:id="40"/>
+    <w:bookmarkStart w:id="41" w:name="scheduled-processing"/>
     <w:p>
       <w:pPr>
         <w:pStyle w:val="Heading2"/>
@@ -6569,8 +6690,8 @@
         </w:pict>
       </w:r>
     </w:p>
-    <w:bookmarkEnd w:id="40"/>
-    <w:bookmarkStart w:id="42" w:name="deployment"/>
+    <w:bookmarkEnd w:id="41"/>
+    <w:bookmarkStart w:id="43" w:name="deployment"/>
     <w:p>
       <w:pPr>
         <w:pStyle w:val="Heading2"/>
@@ -6994,7 +7115,7 @@
         <w:t xml:space="preserve">when the target is ready to deliver mail.</w:t>
       </w:r>
     </w:p>
-    <w:bookmarkStart w:id="41" w:name="update-set-capture"/>
+    <w:bookmarkStart w:id="42" w:name="update-set-capture"/>
     <w:p>
       <w:pPr>
         <w:pStyle w:val="Heading3"/>
@@ -7075,9 +7196,9 @@
         </w:pict>
       </w:r>
     </w:p>
-    <w:bookmarkEnd w:id="41"/>
     <w:bookmarkEnd w:id="42"/>
-    <w:bookmarkStart w:id="43" w:name="dependencies-and-assumptions"/>
+    <w:bookmarkEnd w:id="43"/>
+    <w:bookmarkStart w:id="44" w:name="dependencies-and-assumptions"/>
     <w:p>
       <w:pPr>
         <w:pStyle w:val="Heading2"/>
@@ -7453,8 +7574,8 @@
         </w:pict>
       </w:r>
     </w:p>
-    <w:bookmarkEnd w:id="43"/>
-    <w:bookmarkStart w:id="44" w:name="known-constraints"/>
+    <w:bookmarkEnd w:id="44"/>
+    <w:bookmarkStart w:id="45" w:name="known-constraints"/>
     <w:p>
       <w:pPr>
         <w:pStyle w:val="Heading2"/>
@@ -7670,8 +7791,8 @@
         <w:t xml:space="preserve">.</w:t>
       </w:r>
     </w:p>
-    <w:bookmarkEnd w:id="44"/>
     <w:bookmarkEnd w:id="45"/>
+    <w:bookmarkEnd w:id="46"/>
     <w:sectPr/>
   </w:body>
 </w:document>
